--- a/assets/resume.docx
+++ b/assets/resume.docx
@@ -81,122 +81,142 @@
       </w:r>
       <w:r>
         <w:br/>
-      </w:r>
-      <w:dir w:val="ltr">
-        <w:r>
-          <w:t>(508) 499-9679</w:t>
-        </w:r>
-        <w:r>
-          <w:t>‬</w:t>
-        </w:r>
-        <w:r>
-          <w:br/>
-        </w:r>
-        <w:hyperlink r:id="rId6" w:history="1">
-          <w:r>
-            <w:rPr>
-              <w:rStyle w:val="Hyperlink"/>
-            </w:rPr>
-            <w:t>sumanthse13@gmail.com</w:t>
-          </w:r>
-        </w:hyperlink>
-        <w:r>
-          <w:br/>
-        </w:r>
-        <w:hyperlink r:id="rId7" w:history="1">
-          <w:r>
-            <w:rPr>
-              <w:rStyle w:val="Hyperlink"/>
-            </w:rPr>
-            <w:t>LinkedIn</w:t>
-          </w:r>
-        </w:hyperlink>
-        <w:r>
-          <w:t xml:space="preserve"> | </w:t>
-        </w:r>
-        <w:hyperlink r:id="rId8" w:history="1">
-          <w:r>
-            <w:rPr>
-              <w:rStyle w:val="Hyperlink"/>
-            </w:rPr>
-            <w:t>GitHub</w:t>
-          </w:r>
-        </w:hyperlink>
-        <w:r>
-          <w:t xml:space="preserve"> | </w:t>
-        </w:r>
-        <w:hyperlink r:id="rId9" w:history="1">
-          <w:r>
-            <w:rPr>
-              <w:rStyle w:val="Hyperlink"/>
-            </w:rPr>
-            <w:t>Portfolio</w:t>
-          </w:r>
-        </w:hyperlink>
-        <w:r>
-          <w:t xml:space="preserve"> </w:t>
-        </w:r>
-        <w:r>
-          <w:br/>
-        </w:r>
+        <w:t>(508) 499-9679</w:t>
+      </w:r>
+      <w:r>
+        <w:br/>
+      </w:r>
+      <w:hyperlink r:id="rId6" w:history="1">
         <w:r>
           <w:rPr>
-            <w:noProof/>
+            <w:rStyle w:val="Hyperlink"/>
           </w:rPr>
-          <w:drawing>
-            <wp:inline distT="0" distB="0" distL="0" distR="0" wp14:anchorId="78DF1207" wp14:editId="2B9255A9">
-              <wp:extent cx="5943600" cy="53340"/>
-              <wp:effectExtent l="0" t="0" r="0" b="3810"/>
-              <wp:docPr id="2" name="image1.png" descr="horizontal line"/>
-              <wp:cNvGraphicFramePr/>
-              <a:graphic xmlns:a="http://schemas.openxmlformats.org/drawingml/2006/main">
-                <a:graphicData uri="http://schemas.openxmlformats.org/drawingml/2006/picture">
-                  <pic:pic xmlns:pic="http://schemas.openxmlformats.org/drawingml/2006/picture">
-                    <pic:nvPicPr>
-                      <pic:cNvPr id="2" name="image1.png" descr="horizontal line"/>
-                      <pic:cNvPicPr/>
-                    </pic:nvPicPr>
-                    <pic:blipFill>
-                      <a:blip r:embed="rId10">
-                        <a:duotone>
-                          <a:prstClr val="black"/>
-                          <a:schemeClr val="accent1">
-                            <a:tint val="45000"/>
-                            <a:satMod val="400000"/>
-                          </a:schemeClr>
-                        </a:duotone>
-                      </a:blip>
-                      <a:srcRect/>
-                      <a:stretch>
-                        <a:fillRect/>
-                      </a:stretch>
-                    </pic:blipFill>
-                    <pic:spPr>
-                      <a:xfrm>
-                        <a:off x="0" y="0"/>
-                        <a:ext cx="5943600" cy="53340"/>
-                      </a:xfrm>
-                      <a:prstGeom prst="rect">
-                        <a:avLst/>
-                      </a:prstGeom>
-                      <a:ln/>
-                    </pic:spPr>
-                  </pic:pic>
-                </a:graphicData>
-              </a:graphic>
-            </wp:inline>
-          </w:drawing>
+          <w:t>sumanthse13@gmail.com</w:t>
         </w:r>
+      </w:hyperlink>
+      <w:r>
+        <w:br/>
+      </w:r>
+      <w:hyperlink r:id="rId7" w:history="1">
         <w:r>
-          <w:t>‬</w:t>
+          <w:rPr>
+            <w:rStyle w:val="Hyperlink"/>
+          </w:rPr>
+          <w:t>LinkedIn</w:t>
         </w:r>
+      </w:hyperlink>
+      <w:r>
+        <w:t xml:space="preserve"> | </w:t>
+      </w:r>
+      <w:hyperlink r:id="rId8" w:history="1">
         <w:r>
-          <w:t>‬</w:t>
+          <w:rPr>
+            <w:rStyle w:val="Hyperlink"/>
+          </w:rPr>
+          <w:t>GitHub</w:t>
         </w:r>
+      </w:hyperlink>
+      <w:r>
+        <w:t xml:space="preserve"> | </w:t>
+      </w:r>
+      <w:hyperlink r:id="rId9" w:history="1">
         <w:r>
-          <w:t>‬</w:t>
+          <w:rPr>
+            <w:rStyle w:val="Hyperlink"/>
+          </w:rPr>
+          <w:t>Portfolio</w:t>
         </w:r>
-      </w:dir>
+      </w:hyperlink>
+      <w:r>
+        <w:br/>
+      </w:r>
+      <w:r>
+        <w:rPr>
+          <w:noProof/>
+        </w:rPr>
+        <w:drawing>
+          <wp:inline distT="0" distB="0" distL="0" distR="0" wp14:anchorId="78DF1207" wp14:editId="2B9255A9">
+            <wp:extent cx="5943600" cy="53340"/>
+            <wp:effectExtent l="0" t="0" r="0" b="3810"/>
+            <wp:docPr id="2" name="image1.png" descr="horizontal line"/>
+            <wp:cNvGraphicFramePr/>
+            <a:graphic xmlns:a="http://schemas.openxmlformats.org/drawingml/2006/main">
+              <a:graphicData uri="http://schemas.openxmlformats.org/drawingml/2006/picture">
+                <pic:pic xmlns:pic="http://schemas.openxmlformats.org/drawingml/2006/picture">
+                  <pic:nvPicPr>
+                    <pic:cNvPr id="2" name="image1.png" descr="horizontal line"/>
+                    <pic:cNvPicPr/>
+                  </pic:nvPicPr>
+                  <pic:blipFill>
+                    <a:blip r:embed="rId10">
+                      <a:duotone>
+                        <a:prstClr val="black"/>
+                        <a:schemeClr val="accent1">
+                          <a:tint val="45000"/>
+                          <a:satMod val="400000"/>
+                        </a:schemeClr>
+                      </a:duotone>
+                    </a:blip>
+                    <a:srcRect/>
+                    <a:stretch>
+                      <a:fillRect/>
+                    </a:stretch>
+                  </pic:blipFill>
+                  <pic:spPr>
+                    <a:xfrm>
+                      <a:off x="0" y="0"/>
+                      <a:ext cx="5943600" cy="53340"/>
+                    </a:xfrm>
+                    <a:prstGeom prst="rect">
+                      <a:avLst/>
+                    </a:prstGeom>
+                    <a:ln/>
+                  </pic:spPr>
+                </pic:pic>
+              </a:graphicData>
+            </a:graphic>
+          </wp:inline>
+        </w:drawing>
+      </w:r>
+      <w:r>
+        <w:t>‬</w:t>
+      </w:r>
+      <w:r>
+        <w:t>‬</w:t>
+      </w:r>
+      <w:r>
+        <w:t>‬</w:t>
+      </w:r>
+      <w:r>
+        <w:t>‬</w:t>
+      </w:r>
+      <w:r>
+        <w:t>‬</w:t>
+      </w:r>
+      <w:r>
+        <w:t>‬</w:t>
+      </w:r>
+      <w:r>
+        <w:t>‬</w:t>
+      </w:r>
+      <w:r>
+        <w:t>‬</w:t>
+      </w:r>
+      <w:r>
+        <w:t>‬</w:t>
+      </w:r>
+      <w:r>
+        <w:t>‬</w:t>
+      </w:r>
+      <w:r>
+        <w:t>‬</w:t>
+      </w:r>
+      <w:r>
+        <w:t>‬</w:t>
+      </w:r>
+      <w:r>
+        <w:t>‬</w:t>
+      </w:r>
     </w:p>
     <w:p>
       <w:pPr>
@@ -213,11 +233,10 @@
           <w:ilvl w:val="0"/>
           <w:numId w:val="12"/>
         </w:numPr>
-        <w:spacing w:line="276" w:lineRule="auto"/>
-        <w:jc w:val="both"/>
-      </w:pPr>
-      <w:r>
-        <w:t>Experienced in building scalable and high-performance backend services using Java, Spring Boot, Microservices, RESTful APIs, and Kafka for event-driven architecture, ensuring efficient communication between distributed systems.</w:t>
+        <w:jc w:val="both"/>
+      </w:pPr>
+      <w:r>
+        <w:t>Full Stack Developer with 8 years of experience building high-performance distributed systems using Java, Spring Boot, and Spring Cloud, with a steadfast commitment to SOLID principles and Domain-Driven Design.</w:t>
       </w:r>
     </w:p>
     <w:p>
@@ -227,11 +246,10 @@
           <w:ilvl w:val="0"/>
           <w:numId w:val="12"/>
         </w:numPr>
-        <w:spacing w:line="276" w:lineRule="auto"/>
-        <w:jc w:val="both"/>
-      </w:pPr>
-      <w:r>
-        <w:t>Developed secure and optimized APIs with OAuth authentication, role-based access controls, and encryption mechanisms, maintaining compliance with security standards.</w:t>
+        <w:jc w:val="both"/>
+      </w:pPr>
+      <w:r>
+        <w:t>Proficiency in developing complex user interfaces with React and Redux, specializing in high-density data management, state-machine integrity, and seamless integration with high-concurrency RESTful backends.</w:t>
       </w:r>
     </w:p>
     <w:p>
@@ -241,11 +259,18 @@
           <w:ilvl w:val="0"/>
           <w:numId w:val="12"/>
         </w:numPr>
-        <w:spacing w:line="276" w:lineRule="auto"/>
-        <w:jc w:val="both"/>
-      </w:pPr>
-      <w:r>
-        <w:t>Proficient in designing responsive and dynamic user interfaces using Angular, TypeScript, JavaScript, Thymeleaf, HTML, CSS, and jQuery, enhancing user experience and accessibility.</w:t>
+        <w:jc w:val="both"/>
+      </w:pPr>
+      <w:r>
+        <w:t xml:space="preserve">Core </w:t>
+      </w:r>
+      <w:proofErr w:type="gramStart"/>
+      <w:r>
+        <w:t>focus</w:t>
+      </w:r>
+      <w:proofErr w:type="gramEnd"/>
+      <w:r>
+        <w:t xml:space="preserve"> on event-driven architectures using Apache Kafka and Kafka Streams, implementing exactly-once semantics and stateful processing to ensure data consistency across microservice ecosystems.</w:t>
       </w:r>
     </w:p>
     <w:p>
@@ -255,11 +280,10 @@
           <w:ilvl w:val="0"/>
           <w:numId w:val="12"/>
         </w:numPr>
-        <w:spacing w:line="276" w:lineRule="auto"/>
-        <w:jc w:val="both"/>
-      </w:pPr>
-      <w:r>
-        <w:t>Strong expertise in database management, working with MySQL, Oracle, Cassandra, and Redis, optimizing queries, indexing, and schema design for efficient data retrieval and transaction processing.</w:t>
+        <w:jc w:val="both"/>
+      </w:pPr>
+      <w:r>
+        <w:t>Extensive work in cloud-native environments, deploying and scaling containerized applications on AWS (EKS, Fargate, Lambda) using Docker, Kubernetes, and Helm.</w:t>
       </w:r>
     </w:p>
     <w:p>
@@ -269,11 +293,10 @@
           <w:ilvl w:val="0"/>
           <w:numId w:val="12"/>
         </w:numPr>
-        <w:spacing w:line="276" w:lineRule="auto"/>
-        <w:jc w:val="both"/>
-      </w:pPr>
-      <w:r>
-        <w:t>Hands-on experience with AWS services, including EC2, RDS, Lambda, SNS, API Gateway, and CloudWatch, for deploying and maintaining cloud-native applications.</w:t>
+        <w:jc w:val="both"/>
+      </w:pPr>
+      <w:r>
+        <w:t>Experience evolving distributed architectures, refactoring legacy workflows into scalable microservices to improve system maintainability and increase deployment frequency.</w:t>
       </w:r>
     </w:p>
     <w:p>
@@ -283,11 +306,10 @@
           <w:ilvl w:val="0"/>
           <w:numId w:val="12"/>
         </w:numPr>
-        <w:spacing w:line="276" w:lineRule="auto"/>
-        <w:jc w:val="both"/>
-      </w:pPr>
-      <w:r>
-        <w:t>Implemented CI/CD pipelines using Jenkins, Docker, Kubernetes, Maven, and AWS CodePipeline, automating build, testing, and deployment processes to ensure rapid and reliable software releases.</w:t>
+        <w:jc w:val="both"/>
+      </w:pPr>
+      <w:r>
+        <w:t>Proficiency in system observability and health, leveraging Splunk, New Relic APM, and the ELK Stack to identify bottlenecks and optimize high-concurrency SQL and NoSQL environments.</w:t>
       </w:r>
     </w:p>
     <w:p>
@@ -297,11 +319,18 @@
           <w:ilvl w:val="0"/>
           <w:numId w:val="12"/>
         </w:numPr>
-        <w:spacing w:line="276" w:lineRule="auto"/>
-        <w:jc w:val="both"/>
-      </w:pPr>
-      <w:r>
-        <w:t>Extensive experience in unit and integration testing with JUnit, Mockito, and Selenium, improving code quality and system stability while ensuring high test coverage.</w:t>
+        <w:jc w:val="both"/>
+      </w:pPr>
+      <w:r>
+        <w:t xml:space="preserve">Ensured data integrity and system reliability through advanced indexing, caching strategies, and robust contract-driven development using JSR 380 and comprehensive testing with JUnit 5 and </w:t>
+      </w:r>
+      <w:proofErr w:type="spellStart"/>
+      <w:r>
+        <w:t>Testcontainers</w:t>
+      </w:r>
+      <w:proofErr w:type="spellEnd"/>
+      <w:r>
+        <w:t>.</w:t>
       </w:r>
     </w:p>
     <w:p>
@@ -311,40 +340,23 @@
           <w:ilvl w:val="0"/>
           <w:numId w:val="12"/>
         </w:numPr>
-        <w:spacing w:line="276" w:lineRule="auto"/>
-        <w:jc w:val="both"/>
-      </w:pPr>
-      <w:r>
-        <w:t>Optimized system performance by improving SQL query efficiency, implementing caching mechanisms with Redis, and monitoring application health using Splunk and CloudWatch.</w:t>
-      </w:r>
-    </w:p>
-    <w:p>
-      <w:pPr>
-        <w:pStyle w:val="ListParagraph"/>
-        <w:numPr>
-          <w:ilvl w:val="0"/>
-          <w:numId w:val="12"/>
-        </w:numPr>
-        <w:spacing w:line="276" w:lineRule="auto"/>
-        <w:jc w:val="both"/>
-      </w:pPr>
-      <w:r>
-        <w:t>Developed and maintained core banking and hotel management modules, including transaction processing, account management, loan services, hotel reservations, pricing engines, and inventory tracking.</w:t>
-      </w:r>
-    </w:p>
-    <w:p>
-      <w:pPr>
-        <w:pStyle w:val="ListParagraph"/>
-        <w:numPr>
-          <w:ilvl w:val="0"/>
-          <w:numId w:val="12"/>
-        </w:numPr>
-        <w:spacing w:line="276" w:lineRule="auto"/>
-        <w:jc w:val="both"/>
-      </w:pPr>
-      <w:r>
-        <w:t>Proven ability to work in Agile/Scrum teams, collaborating with mobile developers, DevOps engineers, and business analysts to deliver efficient and high-quality software solutions.</w:t>
-      </w:r>
+        <w:jc w:val="both"/>
+      </w:pPr>
+      <w:r>
+        <w:t>Proven ability to collaborate within Agile/Scrum teams, working alongside mobile developers, DevOps engineers, business analysts, and product managers to deliver high-quality software solutions that meet evolving business needs.</w:t>
+      </w:r>
+    </w:p>
+    <w:p>
+      <w:pPr>
+        <w:pStyle w:val="ListParagraph"/>
+        <w:jc w:val="both"/>
+      </w:pPr>
+    </w:p>
+    <w:p>
+      <w:pPr>
+        <w:pStyle w:val="ListParagraph"/>
+        <w:jc w:val="both"/>
+      </w:pPr>
     </w:p>
     <w:p>
       <w:pPr>
@@ -370,7 +382,7 @@
         </w:trPr>
         <w:tc>
           <w:tcPr>
-            <w:tcW w:w="2300" w:type="dxa"/>
+            <w:tcW w:w="2287" w:type="dxa"/>
             <w:hideMark/>
           </w:tcPr>
           <w:p>
@@ -393,7 +405,7 @@
         </w:tc>
         <w:tc>
           <w:tcPr>
-            <w:tcW w:w="7160" w:type="dxa"/>
+            <w:tcW w:w="7063" w:type="dxa"/>
             <w:hideMark/>
           </w:tcPr>
           <w:p>
@@ -421,7 +433,7 @@
         </w:trPr>
         <w:tc>
           <w:tcPr>
-            <w:tcW w:w="2300" w:type="dxa"/>
+            <w:tcW w:w="2287" w:type="dxa"/>
             <w:hideMark/>
           </w:tcPr>
           <w:p>
@@ -444,7 +456,7 @@
         </w:tc>
         <w:tc>
           <w:tcPr>
-            <w:tcW w:w="7160" w:type="dxa"/>
+            <w:tcW w:w="7063" w:type="dxa"/>
             <w:hideMark/>
           </w:tcPr>
           <w:p>
@@ -464,7 +476,7 @@
         </w:trPr>
         <w:tc>
           <w:tcPr>
-            <w:tcW w:w="2300" w:type="dxa"/>
+            <w:tcW w:w="2287" w:type="dxa"/>
             <w:hideMark/>
           </w:tcPr>
           <w:p>
@@ -487,7 +499,7 @@
         </w:tc>
         <w:tc>
           <w:tcPr>
-            <w:tcW w:w="7160" w:type="dxa"/>
+            <w:tcW w:w="7063" w:type="dxa"/>
             <w:hideMark/>
           </w:tcPr>
           <w:p>
@@ -496,7 +508,34 @@
               <w:jc w:val="both"/>
             </w:pPr>
             <w:r>
-              <w:t>Spring Boot, Microservices, REST API, OAuth, Hibernate, Struts3, Spring Cloud, Spring Data JPA</w:t>
+              <w:t xml:space="preserve">Spring Boot, </w:t>
+            </w:r>
+            <w:r>
+              <w:t xml:space="preserve">Spring MVC, </w:t>
+            </w:r>
+            <w:r>
+              <w:t>Spring Data JPA</w:t>
+            </w:r>
+            <w:r>
+              <w:t xml:space="preserve">, </w:t>
+            </w:r>
+            <w:r>
+              <w:t>Spring Cloud, Hibernate</w:t>
+            </w:r>
+            <w:r>
+              <w:t xml:space="preserve"> ORM</w:t>
+            </w:r>
+            <w:r>
+              <w:t>,</w:t>
+            </w:r>
+            <w:r>
+              <w:t xml:space="preserve"> </w:t>
+            </w:r>
+            <w:r>
+              <w:t xml:space="preserve">Struts3, </w:t>
+            </w:r>
+            <w:r>
+              <w:t>MVC, multi-threading</w:t>
             </w:r>
           </w:p>
         </w:tc>
@@ -507,7 +546,56 @@
         </w:trPr>
         <w:tc>
           <w:tcPr>
-            <w:tcW w:w="2300" w:type="dxa"/>
+            <w:tcW w:w="2287" w:type="dxa"/>
+          </w:tcPr>
+          <w:p>
+            <w:pPr>
+              <w:spacing w:line="276" w:lineRule="auto"/>
+              <w:jc w:val="both"/>
+              <w:rPr>
+                <w:b/>
+                <w:bCs/>
+              </w:rPr>
+            </w:pPr>
+            <w:r>
+              <w:rPr>
+                <w:b/>
+                <w:bCs/>
+              </w:rPr>
+              <w:t>API, Messaging &amp; Integration</w:t>
+            </w:r>
+          </w:p>
+        </w:tc>
+        <w:tc>
+          <w:tcPr>
+            <w:tcW w:w="7063" w:type="dxa"/>
+          </w:tcPr>
+          <w:p>
+            <w:pPr>
+              <w:spacing w:line="276" w:lineRule="auto"/>
+              <w:jc w:val="both"/>
+            </w:pPr>
+            <w:r>
+              <w:t xml:space="preserve">RESTful APIs, OAuth2/JWT, Kafka, RabbitMQ, Apache </w:t>
+            </w:r>
+            <w:proofErr w:type="spellStart"/>
+            <w:r>
+              <w:t>Solr</w:t>
+            </w:r>
+            <w:proofErr w:type="spellEnd"/>
+            <w:r>
+              <w:t>, Elasticsearch</w:t>
+            </w:r>
+          </w:p>
+        </w:tc>
+      </w:tr>
+      <w:tr>
+        <w:trPr>
+          <w:trHeight w:val="576"/>
+        </w:trPr>
+        <w:tc>
+          <w:tcPr>
+            <w:tcW w:w="2287" w:type="dxa"/>
             <w:hideMark/>
           </w:tcPr>
           <w:p>
@@ -531,7 +619,7 @@
         </w:tc>
         <w:tc>
           <w:tcPr>
-            <w:tcW w:w="7160" w:type="dxa"/>
+            <w:tcW w:w="7063" w:type="dxa"/>
             <w:hideMark/>
           </w:tcPr>
           <w:p>
@@ -540,7 +628,76 @@
               <w:jc w:val="both"/>
             </w:pPr>
             <w:r>
-              <w:t>Angular, Thymeleaf, HTML, CSS, JavaScript, jQuery, JSP, JSTL, XSL, SASS</w:t>
+              <w:t>React</w:t>
+            </w:r>
+            <w:r>
+              <w:t xml:space="preserve">, </w:t>
+            </w:r>
+            <w:r>
+              <w:t xml:space="preserve">Angular, </w:t>
+            </w:r>
+            <w:proofErr w:type="spellStart"/>
+            <w:r>
+              <w:t>Thymeleaf</w:t>
+            </w:r>
+            <w:proofErr w:type="spellEnd"/>
+            <w:r>
+              <w:t>, HTML5, CSS3, JavaScript,</w:t>
+            </w:r>
+            <w:r>
+              <w:t xml:space="preserve"> TypeScript,</w:t>
+            </w:r>
+            <w:r>
+              <w:t xml:space="preserve"> jQuery</w:t>
+            </w:r>
+          </w:p>
+        </w:tc>
+      </w:tr>
+      <w:tr>
+        <w:trPr>
+          <w:trHeight w:val="576"/>
+        </w:trPr>
+        <w:tc>
+          <w:tcPr>
+            <w:tcW w:w="2287" w:type="dxa"/>
+          </w:tcPr>
+          <w:p>
+            <w:pPr>
+              <w:spacing w:line="276" w:lineRule="auto"/>
+              <w:jc w:val="both"/>
+              <w:rPr>
+                <w:b/>
+                <w:bCs/>
+              </w:rPr>
+            </w:pPr>
+            <w:r>
+              <w:rPr>
+                <w:b/>
+                <w:bCs/>
+              </w:rPr>
+              <w:t>Search &amp; Analytics</w:t>
+            </w:r>
+          </w:p>
+        </w:tc>
+        <w:tc>
+          <w:tcPr>
+            <w:tcW w:w="7063" w:type="dxa"/>
+          </w:tcPr>
+          <w:p>
+            <w:pPr>
+              <w:spacing w:line="276" w:lineRule="auto"/>
+              <w:jc w:val="both"/>
+            </w:pPr>
+            <w:r>
+              <w:t xml:space="preserve">Apache </w:t>
+            </w:r>
+            <w:proofErr w:type="spellStart"/>
+            <w:r>
+              <w:t>Solr</w:t>
+            </w:r>
+            <w:proofErr w:type="spellEnd"/>
+            <w:r>
+              <w:t>, Elasticsearch</w:t>
             </w:r>
           </w:p>
         </w:tc>
@@ -551,7 +708,7 @@
         </w:trPr>
         <w:tc>
           <w:tcPr>
-            <w:tcW w:w="2300" w:type="dxa"/>
+            <w:tcW w:w="2287" w:type="dxa"/>
             <w:hideMark/>
           </w:tcPr>
           <w:p>
@@ -570,11 +727,18 @@
               </w:rPr>
               <w:t>Databases</w:t>
             </w:r>
+            <w:r>
+              <w:rPr>
+                <w:b/>
+                <w:bCs/>
+              </w:rPr>
+              <w:t xml:space="preserve"> &amp; Caching</w:t>
+            </w:r>
           </w:p>
         </w:tc>
         <w:tc>
           <w:tcPr>
-            <w:tcW w:w="7160" w:type="dxa"/>
+            <w:tcW w:w="7063" w:type="dxa"/>
             <w:hideMark/>
           </w:tcPr>
           <w:p>
@@ -583,13 +747,7 @@
               <w:jc w:val="both"/>
             </w:pPr>
             <w:r>
-              <w:t xml:space="preserve">MySQL, Oracle, </w:t>
-            </w:r>
-            <w:r>
-              <w:t>MongoDB</w:t>
-            </w:r>
-            <w:r>
-              <w:t>, Redis</w:t>
+              <w:t>PostgreSQL, MySQL, Oracle, MongoDB, Cassandra, Redis</w:t>
             </w:r>
           </w:p>
         </w:tc>
@@ -600,7 +758,7 @@
         </w:trPr>
         <w:tc>
           <w:tcPr>
-            <w:tcW w:w="2300" w:type="dxa"/>
+            <w:tcW w:w="2287" w:type="dxa"/>
             <w:hideMark/>
           </w:tcPr>
           <w:p>
@@ -623,7 +781,7 @@
         </w:tc>
         <w:tc>
           <w:tcPr>
-            <w:tcW w:w="7160" w:type="dxa"/>
+            <w:tcW w:w="7063" w:type="dxa"/>
             <w:hideMark/>
           </w:tcPr>
           <w:p>
@@ -632,50 +790,7 @@
               <w:jc w:val="both"/>
             </w:pPr>
             <w:r>
-              <w:t>AWS (EC2, RDS, Lambda, SNS, API Gateway, CloudWatch), Docker, Kubernetes, Jenkins, Maven, Gradle</w:t>
-            </w:r>
-          </w:p>
-        </w:tc>
-      </w:tr>
-      <w:tr>
-        <w:trPr>
-          <w:trHeight w:val="576"/>
-        </w:trPr>
-        <w:tc>
-          <w:tcPr>
-            <w:tcW w:w="2300" w:type="dxa"/>
-            <w:hideMark/>
-          </w:tcPr>
-          <w:p>
-            <w:pPr>
-              <w:spacing w:line="276" w:lineRule="auto"/>
-              <w:jc w:val="both"/>
-              <w:rPr>
-                <w:b/>
-                <w:bCs/>
-              </w:rPr>
-            </w:pPr>
-            <w:r>
-              <w:rPr>
-                <w:b/>
-                <w:bCs/>
-              </w:rPr>
-              <w:t>Messaging &amp; Event-Driven Systems</w:t>
-            </w:r>
-          </w:p>
-        </w:tc>
-        <w:tc>
-          <w:tcPr>
-            <w:tcW w:w="7160" w:type="dxa"/>
-            <w:hideMark/>
-          </w:tcPr>
-          <w:p>
-            <w:pPr>
-              <w:spacing w:line="276" w:lineRule="auto"/>
-              <w:jc w:val="both"/>
-            </w:pPr>
-            <w:r>
-              <w:t>Kafka, SNS</w:t>
+              <w:t>AWS (EKS, EC2, RDS, Lambda, SNS, API Gateway, CloudWatch), Docker, Kubernetes, Helm, Jenkins, Maven, Gradle, GitLab CI/CD</w:t>
             </w:r>
           </w:p>
         </w:tc>
@@ -686,7 +801,7 @@
         </w:trPr>
         <w:tc>
           <w:tcPr>
-            <w:tcW w:w="2300" w:type="dxa"/>
+            <w:tcW w:w="2287" w:type="dxa"/>
             <w:hideMark/>
           </w:tcPr>
           <w:p>
@@ -709,7 +824,7 @@
         </w:tc>
         <w:tc>
           <w:tcPr>
-            <w:tcW w:w="7160" w:type="dxa"/>
+            <w:tcW w:w="7063" w:type="dxa"/>
             <w:hideMark/>
           </w:tcPr>
           <w:p>
@@ -718,7 +833,7 @@
               <w:jc w:val="both"/>
             </w:pPr>
             <w:r>
-              <w:t>JUnit, Mockito, Selenium, Log4j, SonarQube</w:t>
+              <w:t>JUnit, Mockito, Selenium, Jest, React Testing Library, SonarQube</w:t>
             </w:r>
           </w:p>
         </w:tc>
@@ -729,7 +844,7 @@
         </w:trPr>
         <w:tc>
           <w:tcPr>
-            <w:tcW w:w="2300" w:type="dxa"/>
+            <w:tcW w:w="2287" w:type="dxa"/>
             <w:hideMark/>
           </w:tcPr>
           <w:p>
@@ -752,7 +867,7 @@
         </w:tc>
         <w:tc>
           <w:tcPr>
-            <w:tcW w:w="7160" w:type="dxa"/>
+            <w:tcW w:w="7063" w:type="dxa"/>
             <w:hideMark/>
           </w:tcPr>
           <w:p>
@@ -772,7 +887,7 @@
         </w:trPr>
         <w:tc>
           <w:tcPr>
-            <w:tcW w:w="2300" w:type="dxa"/>
+            <w:tcW w:w="2287" w:type="dxa"/>
             <w:hideMark/>
           </w:tcPr>
           <w:p>
@@ -795,7 +910,7 @@
         </w:tc>
         <w:tc>
           <w:tcPr>
-            <w:tcW w:w="7160" w:type="dxa"/>
+            <w:tcW w:w="7063" w:type="dxa"/>
             <w:hideMark/>
           </w:tcPr>
           <w:p>
@@ -804,7 +919,10 @@
               <w:jc w:val="both"/>
             </w:pPr>
             <w:r>
-              <w:t>Splunk, CloudWatch</w:t>
+              <w:t>ELK Stack (Elasticsearch, Logstash, Kibana), Splunk, Prometheus, Grafana</w:t>
+            </w:r>
+            <w:r>
+              <w:t>, CloudWatch</w:t>
             </w:r>
           </w:p>
         </w:tc>
@@ -815,7 +933,7 @@
         </w:trPr>
         <w:tc>
           <w:tcPr>
-            <w:tcW w:w="2300" w:type="dxa"/>
+            <w:tcW w:w="2287" w:type="dxa"/>
             <w:hideMark/>
           </w:tcPr>
           <w:p>
@@ -838,7 +956,7 @@
         </w:tc>
         <w:tc>
           <w:tcPr>
-            <w:tcW w:w="7160" w:type="dxa"/>
+            <w:tcW w:w="7063" w:type="dxa"/>
             <w:hideMark/>
           </w:tcPr>
           <w:p>
@@ -886,6 +1004,190 @@
         <w:t xml:space="preserve"> |</w:t>
       </w:r>
       <w:r>
+        <w:t xml:space="preserve"> AMA</w:t>
+      </w:r>
+      <w:r>
+        <w:t xml:space="preserve"> | </w:t>
+      </w:r>
+      <w:r>
+        <w:t>October</w:t>
+      </w:r>
+      <w:r>
+        <w:t xml:space="preserve"> 202</w:t>
+      </w:r>
+      <w:r>
+        <w:t>5</w:t>
+      </w:r>
+      <w:r>
+        <w:t xml:space="preserve"> </w:t>
+      </w:r>
+      <w:r>
+        <w:t>- Present</w:t>
+      </w:r>
+    </w:p>
+    <w:p>
+      <w:pPr>
+        <w:pStyle w:val="ListParagraph"/>
+        <w:numPr>
+          <w:ilvl w:val="0"/>
+          <w:numId w:val="17"/>
+        </w:numPr>
+        <w:jc w:val="both"/>
+      </w:pPr>
+      <w:r>
+        <w:t>Architected an automated eligibility system using Java and Spring Boot to manage the end-</w:t>
+      </w:r>
+      <w:proofErr w:type="gramStart"/>
+      <w:r>
+        <w:t>to</w:t>
+      </w:r>
+      <w:proofErr w:type="gramEnd"/>
+      <w:r>
+        <w:t>-end lifecycle of physician education activities.</w:t>
+      </w:r>
+    </w:p>
+    <w:p>
+      <w:pPr>
+        <w:pStyle w:val="ListParagraph"/>
+        <w:numPr>
+          <w:ilvl w:val="0"/>
+          <w:numId w:val="17"/>
+        </w:numPr>
+        <w:jc w:val="both"/>
+      </w:pPr>
+      <w:r>
+        <w:t>Engineered a high-transparency evaluation engine that records results for every configured rule, not just matches, to provide a comprehensive audit trail for ineligibility reasons such as rule mismatches or missing date ranges.</w:t>
+      </w:r>
+    </w:p>
+    <w:p>
+      <w:pPr>
+        <w:pStyle w:val="ListParagraph"/>
+        <w:numPr>
+          <w:ilvl w:val="0"/>
+          <w:numId w:val="17"/>
+        </w:numPr>
+        <w:jc w:val="both"/>
+      </w:pPr>
+      <w:r>
+        <w:t>Implemented a state-aware classification logic to differentiate between new, updated, renewal, and duplicate entities; introduced a critical correction to isolate lookups to active records, preventing historical data from corrupting candidate states.</w:t>
+      </w:r>
+    </w:p>
+    <w:p>
+      <w:pPr>
+        <w:pStyle w:val="ListParagraph"/>
+        <w:numPr>
+          <w:ilvl w:val="0"/>
+          <w:numId w:val="17"/>
+        </w:numPr>
+        <w:jc w:val="both"/>
+      </w:pPr>
+      <w:r>
+        <w:t>Developed a bidirectional tracing mechanism between evaluation records and candidate entities, ensuring full data transparency and debugging capability across the entire candidate lifecycle.</w:t>
+      </w:r>
+    </w:p>
+    <w:p>
+      <w:pPr>
+        <w:pStyle w:val="ListParagraph"/>
+        <w:numPr>
+          <w:ilvl w:val="0"/>
+          <w:numId w:val="17"/>
+        </w:numPr>
+        <w:jc w:val="both"/>
+      </w:pPr>
+      <w:r>
+        <w:t>Built an administrative portal in React and Redux Toolkit to manage candidate activation, featuring conditional triggers that re-prepare downstream activities only when specific state-transition criteria are met.</w:t>
+      </w:r>
+    </w:p>
+    <w:p>
+      <w:pPr>
+        <w:pStyle w:val="ListParagraph"/>
+        <w:numPr>
+          <w:ilvl w:val="0"/>
+          <w:numId w:val="17"/>
+        </w:numPr>
+        <w:jc w:val="both"/>
+      </w:pPr>
+      <w:r>
+        <w:t>Optimized system responsiveness by implementing an in-memory rule cache using a Singleton pattern with a configurable TTL, enabling scheduled rule invalidation without service restarts or database contention.</w:t>
+      </w:r>
+    </w:p>
+    <w:p>
+      <w:pPr>
+        <w:pStyle w:val="ListParagraph"/>
+        <w:numPr>
+          <w:ilvl w:val="0"/>
+          <w:numId w:val="17"/>
+        </w:numPr>
+        <w:jc w:val="both"/>
+      </w:pPr>
+      <w:r>
+        <w:t>Designed a resilient data hygiene utility that purges stale evaluation records while maintaining database integrity by identifying and skipping referenced records; decoupled the process to ensure maintenance failures never impact primary evaluation jobs.</w:t>
+      </w:r>
+    </w:p>
+    <w:p>
+      <w:pPr>
+        <w:pStyle w:val="ListParagraph"/>
+        <w:numPr>
+          <w:ilvl w:val="0"/>
+          <w:numId w:val="17"/>
+        </w:numPr>
+        <w:jc w:val="both"/>
+      </w:pPr>
+      <w:r>
+        <w:lastRenderedPageBreak/>
+        <w:t>Hardened service reliability by capturing active record states prior to deletion or deactivation, ensuring that automated logic for downstream triggers remains accurate during rapid state transitions.</w:t>
+      </w:r>
+    </w:p>
+    <w:p>
+      <w:pPr>
+        <w:pStyle w:val="ListParagraph"/>
+        <w:numPr>
+          <w:ilvl w:val="0"/>
+          <w:numId w:val="17"/>
+        </w:numPr>
+        <w:jc w:val="both"/>
+      </w:pPr>
+      <w:r>
+        <w:t>Enforced API contract safety between the Spring Boot backend and React frontend using JSR 380 (Bean Validation) and Jackson, ensuring healthcare metadata is validated before reaching the core evaluation logic.</w:t>
+      </w:r>
+    </w:p>
+    <w:p>
+      <w:pPr>
+        <w:pStyle w:val="ListParagraph"/>
+        <w:numPr>
+          <w:ilvl w:val="0"/>
+          <w:numId w:val="17"/>
+        </w:numPr>
+        <w:jc w:val="both"/>
+      </w:pPr>
+      <w:r>
+        <w:t xml:space="preserve">Established a high-fidelity testing suite using JUnit 5 and </w:t>
+      </w:r>
+      <w:proofErr w:type="spellStart"/>
+      <w:r>
+        <w:t>Testcontainers</w:t>
+      </w:r>
+      <w:proofErr w:type="spellEnd"/>
+      <w:r>
+        <w:t xml:space="preserve"> to simulate production database environments, resolving deep-seated SQL predicate grouping issues before deployment.</w:t>
+      </w:r>
+    </w:p>
+    <w:p>
+      <w:pPr>
+        <w:spacing w:line="276" w:lineRule="auto"/>
+        <w:jc w:val="both"/>
+      </w:pPr>
+      <w:r>
+        <w:rPr>
+          <w:b/>
+          <w:bCs/>
+        </w:rPr>
+        <w:t>Software Developer</w:t>
+      </w:r>
+      <w:r>
+        <w:t xml:space="preserve"> |</w:t>
+      </w:r>
+      <w:r>
         <w:t xml:space="preserve"> USAA</w:t>
       </w:r>
       <w:r>
@@ -901,10 +1203,10 @@
         <w:t>4</w:t>
       </w:r>
       <w:r>
-        <w:t xml:space="preserve"> – </w:t>
-      </w:r>
-      <w:r>
-        <w:t>Present</w:t>
+        <w:t xml:space="preserve"> </w:t>
+      </w:r>
+      <w:r>
+        <w:t>- September 2025</w:t>
       </w:r>
     </w:p>
     <w:p>
@@ -918,7 +1220,7 @@
         <w:jc w:val="both"/>
       </w:pPr>
       <w:r>
-        <w:t>Developed cloud-native solutions using AWS services like EC2, RDS, Lambda, API Gateway, and S3, ensuring high availability, fault tolerance, and secure data storage.</w:t>
+        <w:t>Developed scalable microservices using Java, Spring Boot, Spring MVC, and Spring Security, implementing modular REST APIs with layered architecture, DTO mapping, and robust exception handling.</w:t>
       </w:r>
     </w:p>
     <w:p>
@@ -928,11 +1230,53 @@
           <w:ilvl w:val="0"/>
           <w:numId w:val="15"/>
         </w:numPr>
+        <w:jc w:val="both"/>
+      </w:pPr>
+      <w:r>
+        <w:t>Integrated OAuth2 with JWT for secure token-based authentication and role-based access control across internal and customer-facing APIs.</w:t>
+      </w:r>
+    </w:p>
+    <w:p>
+      <w:pPr>
+        <w:pStyle w:val="ListParagraph"/>
+        <w:numPr>
+          <w:ilvl w:val="0"/>
+          <w:numId w:val="15"/>
+        </w:numPr>
         <w:spacing w:line="276" w:lineRule="auto"/>
         <w:jc w:val="both"/>
       </w:pPr>
       <w:r>
-        <w:t>Integrated DocuSign for secure document management, replacing legacy processes.</w:t>
+        <w:t>Developed</w:t>
+      </w:r>
+      <w:r>
+        <w:t xml:space="preserve"> and optimized RESTful APIs using Spring Boot</w:t>
+      </w:r>
+      <w:r>
+        <w:t xml:space="preserve">, </w:t>
+      </w:r>
+      <w:r>
+        <w:t>Spring MVC</w:t>
+      </w:r>
+      <w:r>
+        <w:t xml:space="preserve"> </w:t>
+      </w:r>
+      <w:r>
+        <w:t>and Hibernate ORM</w:t>
+      </w:r>
+      <w:r>
+        <w:t>,</w:t>
+      </w:r>
+      <w:r>
+        <w:t xml:space="preserve"> applying rate</w:t>
+      </w:r>
+      <w:r>
+        <w:noBreakHyphen/>
+        <w:t>limiting, versioning, and multi</w:t>
+      </w:r>
+      <w:r>
+        <w:noBreakHyphen/>
+        <w:t>threaded request handling for improved throughput.</w:t>
       </w:r>
     </w:p>
     <w:p>
@@ -942,19 +1286,92 @@
           <w:ilvl w:val="0"/>
           <w:numId w:val="15"/>
         </w:numPr>
+        <w:jc w:val="both"/>
+      </w:pPr>
+      <w:r>
+        <w:t>Designed and consumed asynchronous messaging workflows using Apache Kafka, implementing dead-letter topics, custom retry logic, and exactly-once delivery semantics for critical financial transactions.</w:t>
+      </w:r>
+    </w:p>
+    <w:p>
+      <w:pPr>
+        <w:pStyle w:val="ListParagraph"/>
+        <w:numPr>
+          <w:ilvl w:val="0"/>
+          <w:numId w:val="15"/>
+        </w:numPr>
+        <w:jc w:val="both"/>
+      </w:pPr>
+      <w:r>
+        <w:t>Deployed all services on AWS EKS using Docker and Helm, configuring health checks, pod autoscaling, and secure service-to-service communication via Kubernetes network policies.</w:t>
+      </w:r>
+    </w:p>
+    <w:p>
+      <w:pPr>
+        <w:pStyle w:val="ListParagraph"/>
+        <w:numPr>
+          <w:ilvl w:val="0"/>
+          <w:numId w:val="15"/>
+        </w:numPr>
+        <w:jc w:val="both"/>
+      </w:pPr>
+      <w:r>
+        <w:t xml:space="preserve">Worked with PostgreSQL to write optimized queries, tune slow-performing </w:t>
+      </w:r>
+      <w:proofErr w:type="gramStart"/>
+      <w:r>
+        <w:t>joins</w:t>
+      </w:r>
+      <w:proofErr w:type="gramEnd"/>
+      <w:r>
+        <w:t xml:space="preserve"> and aggregations, and applied indexing and query plans using EXPLAIN ANALYZE for performance improvements in account and transaction modules.</w:t>
+      </w:r>
+    </w:p>
+    <w:p>
+      <w:pPr>
+        <w:pStyle w:val="ListParagraph"/>
+        <w:numPr>
+          <w:ilvl w:val="0"/>
+          <w:numId w:val="15"/>
+        </w:numPr>
+        <w:jc w:val="both"/>
+      </w:pPr>
+      <w:r>
+        <w:t>Implemented dynamic, reusable UI components with React, improving the modularity and maintainability of the codebase, while providing an intuitive and seamless user interface for insurance management.</w:t>
+      </w:r>
+    </w:p>
+    <w:p>
+      <w:pPr>
+        <w:pStyle w:val="ListParagraph"/>
+        <w:numPr>
+          <w:ilvl w:val="0"/>
+          <w:numId w:val="15"/>
+        </w:numPr>
+        <w:jc w:val="both"/>
+      </w:pPr>
+      <w:r>
+        <w:t xml:space="preserve">Implemented real-time updates using </w:t>
+      </w:r>
+      <w:proofErr w:type="spellStart"/>
+      <w:r>
+        <w:t>WebSockets</w:t>
+      </w:r>
+      <w:proofErr w:type="spellEnd"/>
+      <w:r>
+        <w:t xml:space="preserve"> for transaction tracking and fraud alerts, ensuring users receive instant notifications.</w:t>
+      </w:r>
+    </w:p>
+    <w:p>
+      <w:pPr>
+        <w:pStyle w:val="ListParagraph"/>
+        <w:numPr>
+          <w:ilvl w:val="0"/>
+          <w:numId w:val="15"/>
+        </w:numPr>
         <w:spacing w:line="276" w:lineRule="auto"/>
         <w:jc w:val="both"/>
       </w:pPr>
       <w:r>
-        <w:t xml:space="preserve">Built and optimized backend services for </w:t>
-      </w:r>
-      <w:proofErr w:type="gramStart"/>
-      <w:r>
-        <w:t>fulfillment</w:t>
-      </w:r>
-      <w:proofErr w:type="gramEnd"/>
-      <w:r>
-        <w:t xml:space="preserve"> of checking and savings accounts, improving operational efficiency.</w:t>
+        <w:t>Implemented logging and monitoring using ELK stack (Elasticsearch, Logstash, and Kibana) and AWS CloudWatch for real-time application insights.</w:t>
       </w:r>
     </w:p>
     <w:p>
@@ -968,127 +1385,6 @@
         <w:jc w:val="both"/>
       </w:pPr>
       <w:r>
-        <w:t>Implemented Kafka-based retry mechanisms for failed processes, enabling automatic recovery by fetching data from the database and reprocessing transactions.</w:t>
-      </w:r>
-    </w:p>
-    <w:p>
-      <w:pPr>
-        <w:pStyle w:val="ListParagraph"/>
-        <w:numPr>
-          <w:ilvl w:val="0"/>
-          <w:numId w:val="15"/>
-        </w:numPr>
-        <w:spacing w:line="276" w:lineRule="auto"/>
-        <w:jc w:val="both"/>
-      </w:pPr>
-      <w:r>
-        <w:t xml:space="preserve">Improved form validations and </w:t>
-      </w:r>
-      <w:proofErr w:type="gramStart"/>
-      <w:r>
-        <w:t>error</w:t>
-      </w:r>
-      <w:proofErr w:type="gramEnd"/>
-      <w:r>
-        <w:t xml:space="preserve"> handling in account setup flows, reducing user input errors and backend failures.</w:t>
-      </w:r>
-    </w:p>
-    <w:p>
-      <w:pPr>
-        <w:pStyle w:val="ListParagraph"/>
-        <w:numPr>
-          <w:ilvl w:val="0"/>
-          <w:numId w:val="15"/>
-        </w:numPr>
-        <w:spacing w:line="276" w:lineRule="auto"/>
-        <w:jc w:val="both"/>
-      </w:pPr>
-      <w:r>
-        <w:t>Enhanced UI performance by optimizing Angular components, leading to better user experience and increased engagement.</w:t>
-      </w:r>
-    </w:p>
-    <w:p>
-      <w:pPr>
-        <w:pStyle w:val="ListParagraph"/>
-        <w:numPr>
-          <w:ilvl w:val="0"/>
-          <w:numId w:val="15"/>
-        </w:numPr>
-        <w:spacing w:line="276" w:lineRule="auto"/>
-        <w:jc w:val="both"/>
-      </w:pPr>
-      <w:r>
-        <w:t>Worked with UX designers to apply modern UI/UX best practices, ensuring consistency across the platform.</w:t>
-      </w:r>
-    </w:p>
-    <w:p>
-      <w:pPr>
-        <w:pStyle w:val="ListParagraph"/>
-        <w:numPr>
-          <w:ilvl w:val="0"/>
-          <w:numId w:val="15"/>
-        </w:numPr>
-        <w:spacing w:line="276" w:lineRule="auto"/>
-        <w:jc w:val="both"/>
-      </w:pPr>
-      <w:r>
-        <w:t>Designed and optimized RESTful APIs using Spring Boot and Spring MVC, implementing best practices for security, rate limiting, and versioning.</w:t>
-      </w:r>
-    </w:p>
-    <w:p>
-      <w:pPr>
-        <w:pStyle w:val="ListParagraph"/>
-        <w:numPr>
-          <w:ilvl w:val="0"/>
-          <w:numId w:val="15"/>
-        </w:numPr>
-        <w:spacing w:line="276" w:lineRule="auto"/>
-        <w:jc w:val="both"/>
-      </w:pPr>
-      <w:r>
-        <w:t>Implemented logging and monitoring using ELK stack (Elasticsearch, Logstash, and Kibana) and AWS CloudWatch for real-time application insights.</w:t>
-      </w:r>
-    </w:p>
-    <w:p>
-      <w:pPr>
-        <w:pStyle w:val="ListParagraph"/>
-        <w:numPr>
-          <w:ilvl w:val="0"/>
-          <w:numId w:val="15"/>
-        </w:numPr>
-        <w:spacing w:line="276" w:lineRule="auto"/>
-        <w:jc w:val="both"/>
-      </w:pPr>
-      <w:r>
-        <w:t>Developed and integrated CI/CD pipelines using Jenkins, Docker, and Kubernetes, reducing deployment time and streamlining release management.</w:t>
-      </w:r>
-    </w:p>
-    <w:p>
-      <w:pPr>
-        <w:pStyle w:val="ListParagraph"/>
-        <w:numPr>
-          <w:ilvl w:val="0"/>
-          <w:numId w:val="15"/>
-        </w:numPr>
-        <w:spacing w:line="276" w:lineRule="auto"/>
-        <w:jc w:val="both"/>
-      </w:pPr>
-      <w:r>
-        <w:t>Optimized SQL queries and database schemas, reducing query execution times and improving data retrieval speeds.</w:t>
-      </w:r>
-    </w:p>
-    <w:p>
-      <w:pPr>
-        <w:pStyle w:val="ListParagraph"/>
-        <w:numPr>
-          <w:ilvl w:val="0"/>
-          <w:numId w:val="15"/>
-        </w:numPr>
-        <w:spacing w:line="276" w:lineRule="auto"/>
-        <w:jc w:val="both"/>
-      </w:pPr>
-      <w:r>
-        <w:lastRenderedPageBreak/>
         <w:t>Created a proof of concept (POC) for training new hires on AWS modules, REST API with Go Lambda, Step Functions, and observability using AWS resources and ELK for API response tracking.</w:t>
       </w:r>
     </w:p>
@@ -1129,7 +1425,10 @@
         <w:t xml:space="preserve">3 </w:t>
       </w:r>
       <w:r>
-        <w:t xml:space="preserve">– </w:t>
+        <w:t>-</w:t>
+      </w:r>
+      <w:r>
+        <w:t xml:space="preserve"> </w:t>
       </w:r>
       <w:r>
         <w:t>April 2024</w:t>
@@ -1166,6 +1465,7 @@
         <w:jc w:val="both"/>
       </w:pPr>
       <w:r>
+        <w:lastRenderedPageBreak/>
         <w:t>Implemented Hibernate ORM to automate database schema generation, creating mapping files to transform Java classes into database tables, improving data persistence and reducing manual effort.</w:t>
       </w:r>
     </w:p>
@@ -1176,95 +1476,201 @@
           <w:ilvl w:val="0"/>
           <w:numId w:val="14"/>
         </w:numPr>
+        <w:jc w:val="both"/>
+      </w:pPr>
+      <w:r>
+        <w:t xml:space="preserve">Utilized Java’s concurrency framework (e.g., </w:t>
+      </w:r>
+      <w:proofErr w:type="spellStart"/>
+      <w:r>
+        <w:t>ExecutorService</w:t>
+      </w:r>
+      <w:proofErr w:type="spellEnd"/>
+      <w:r>
+        <w:t xml:space="preserve">, </w:t>
+      </w:r>
+      <w:proofErr w:type="spellStart"/>
+      <w:r>
+        <w:t>ForkJoinPool</w:t>
+      </w:r>
+      <w:proofErr w:type="spellEnd"/>
+      <w:r>
+        <w:t xml:space="preserve">, and </w:t>
+      </w:r>
+      <w:proofErr w:type="spellStart"/>
+      <w:r>
+        <w:t>CountDownLatch</w:t>
+      </w:r>
+      <w:proofErr w:type="spellEnd"/>
+      <w:r>
+        <w:t>) to manage and optimize threads, ensuring efficient parallel execution of tasks and reducing bottlenecks in high-load systems.</w:t>
+      </w:r>
+    </w:p>
+    <w:p>
+      <w:pPr>
+        <w:pStyle w:val="ListParagraph"/>
+        <w:numPr>
+          <w:ilvl w:val="0"/>
+          <w:numId w:val="14"/>
+        </w:numPr>
         <w:spacing w:line="276" w:lineRule="auto"/>
         <w:jc w:val="both"/>
       </w:pPr>
       <w:r>
+        <w:t>Standardized deployment patterns on AWS EKS by creating reusable Helm charts, reducing environment setup time across the microservice ecosystem.</w:t>
+      </w:r>
+    </w:p>
+    <w:p>
+      <w:pPr>
+        <w:pStyle w:val="ListParagraph"/>
+        <w:numPr>
+          <w:ilvl w:val="0"/>
+          <w:numId w:val="14"/>
+        </w:numPr>
+        <w:spacing w:line="276" w:lineRule="auto"/>
+        <w:jc w:val="both"/>
+      </w:pPr>
+      <w:r>
+        <w:t>Utilized Java’s concurrency framework (</w:t>
+      </w:r>
+      <w:proofErr w:type="spellStart"/>
+      <w:r>
+        <w:t>ExecutorService</w:t>
+      </w:r>
+      <w:proofErr w:type="spellEnd"/>
+      <w:r>
+        <w:t xml:space="preserve"> and </w:t>
+      </w:r>
+      <w:proofErr w:type="spellStart"/>
+      <w:r>
+        <w:t>ForkJoinPool</w:t>
+      </w:r>
+      <w:proofErr w:type="spellEnd"/>
+      <w:r>
+        <w:t>) to optimize thread management for high-load systems running in EKS pods.</w:t>
+      </w:r>
+    </w:p>
+    <w:p>
+      <w:pPr>
+        <w:pStyle w:val="ListParagraph"/>
+        <w:numPr>
+          <w:ilvl w:val="0"/>
+          <w:numId w:val="14"/>
+        </w:numPr>
+        <w:spacing w:line="276" w:lineRule="auto"/>
+        <w:jc w:val="both"/>
+      </w:pPr>
+      <w:r>
+        <w:t>M</w:t>
+      </w:r>
+      <w:r>
+        <w:t>aintained Kafka producers and consumers using Spring Kafka, implementing custom serializers/</w:t>
+      </w:r>
+      <w:proofErr w:type="spellStart"/>
+      <w:r>
+        <w:t>deserializers</w:t>
+      </w:r>
+      <w:proofErr w:type="spellEnd"/>
+      <w:r>
+        <w:t>, configuring consumer groups for load balancing, and handling partition rebalancing to ensure high availability and fault tolerance of event streams.</w:t>
+      </w:r>
+    </w:p>
+    <w:p>
+      <w:pPr>
+        <w:pStyle w:val="ListParagraph"/>
+        <w:numPr>
+          <w:ilvl w:val="0"/>
+          <w:numId w:val="14"/>
+        </w:numPr>
+      </w:pPr>
+      <w:r>
+        <w:t xml:space="preserve">Implemented connection pooling using </w:t>
+      </w:r>
+      <w:proofErr w:type="spellStart"/>
+      <w:r>
+        <w:t>HikariCP</w:t>
+      </w:r>
+      <w:proofErr w:type="spellEnd"/>
+      <w:r>
+        <w:t xml:space="preserve"> to maintain optimal database connection utilization and reduce latency under high concurrency workloads.</w:t>
+      </w:r>
+    </w:p>
+    <w:p>
+      <w:pPr>
+        <w:pStyle w:val="ListParagraph"/>
+        <w:numPr>
+          <w:ilvl w:val="0"/>
+          <w:numId w:val="14"/>
+        </w:numPr>
+        <w:spacing w:line="276" w:lineRule="auto"/>
+        <w:jc w:val="both"/>
+      </w:pPr>
+      <w:r>
+        <w:t>Implemented React hooks (</w:t>
+      </w:r>
+      <w:proofErr w:type="spellStart"/>
+      <w:r>
+        <w:t>useState</w:t>
+      </w:r>
+      <w:proofErr w:type="spellEnd"/>
+      <w:r>
+        <w:t xml:space="preserve">, </w:t>
+      </w:r>
+      <w:proofErr w:type="spellStart"/>
+      <w:r>
+        <w:t>useEffect</w:t>
+      </w:r>
+      <w:proofErr w:type="spellEnd"/>
+      <w:r>
+        <w:t xml:space="preserve">, </w:t>
+      </w:r>
+      <w:proofErr w:type="spellStart"/>
+      <w:r>
+        <w:t>useContext</w:t>
+      </w:r>
+      <w:proofErr w:type="spellEnd"/>
+      <w:r>
+        <w:t>) to manage state efficiently, reducing unnecessary re-renders and improving application performance.</w:t>
+      </w:r>
+    </w:p>
+    <w:p>
+      <w:pPr>
+        <w:pStyle w:val="ListParagraph"/>
+        <w:numPr>
+          <w:ilvl w:val="0"/>
+          <w:numId w:val="14"/>
+        </w:numPr>
+        <w:jc w:val="both"/>
+      </w:pPr>
+      <w:r>
+        <w:t>Created stored procedures and triggers in PostgreSQL for automating audit logging and enforcing data integrity constraints beyond application-level validation.</w:t>
+      </w:r>
+    </w:p>
+    <w:p>
+      <w:pPr>
+        <w:pStyle w:val="ListParagraph"/>
+        <w:numPr>
+          <w:ilvl w:val="0"/>
+          <w:numId w:val="14"/>
+        </w:numPr>
+        <w:jc w:val="both"/>
+      </w:pPr>
+      <w:r>
+        <w:t>Standardized logging formats and created a centralized Kibana dashboard for live issue debugging, reducing mean time to detect and streamlining incident response.</w:t>
+      </w:r>
+    </w:p>
+    <w:p>
+      <w:pPr>
+        <w:pStyle w:val="ListParagraph"/>
+        <w:numPr>
+          <w:ilvl w:val="0"/>
+          <w:numId w:val="14"/>
+        </w:numPr>
+        <w:spacing w:line="276" w:lineRule="auto"/>
+        <w:jc w:val="both"/>
+      </w:pPr>
+      <w:r>
         <w:t>Worked closely with product and design teams, translating business requirements into technical specifications, driving feature development, and ensuring alignment with user needs and market demands.</w:t>
-      </w:r>
-    </w:p>
-    <w:p>
-      <w:pPr>
-        <w:pStyle w:val="ListParagraph"/>
-        <w:numPr>
-          <w:ilvl w:val="0"/>
-          <w:numId w:val="14"/>
-        </w:numPr>
-        <w:spacing w:line="276" w:lineRule="auto"/>
-        <w:jc w:val="both"/>
-      </w:pPr>
-      <w:r>
-        <w:t>Utilized Kafka to facilitate real-time data streaming, improving system responsiveness and supporting event-driven architecture for asynchronous processing.</w:t>
-      </w:r>
-    </w:p>
-    <w:p>
-      <w:pPr>
-        <w:pStyle w:val="ListParagraph"/>
-        <w:numPr>
-          <w:ilvl w:val="0"/>
-          <w:numId w:val="14"/>
-        </w:numPr>
-        <w:spacing w:line="276" w:lineRule="auto"/>
-        <w:jc w:val="both"/>
-      </w:pPr>
-      <w:r>
-        <w:t>Automated deployments using GitLab CI/CD, Docker, and Kubernetes, reducing manual intervention and accelerating feature releases.</w:t>
-      </w:r>
-    </w:p>
-    <w:p>
-      <w:pPr>
-        <w:pStyle w:val="ListParagraph"/>
-        <w:numPr>
-          <w:ilvl w:val="0"/>
-          <w:numId w:val="14"/>
-        </w:numPr>
-        <w:spacing w:line="276" w:lineRule="auto"/>
-        <w:jc w:val="both"/>
-      </w:pPr>
-      <w:r>
-        <w:t>Developed custom alerting mechanisms using AWS SNS to notify users about billing updates, unusual account activity, and spending anomalies.</w:t>
-      </w:r>
-    </w:p>
-    <w:p>
-      <w:pPr>
-        <w:pStyle w:val="ListParagraph"/>
-        <w:numPr>
-          <w:ilvl w:val="0"/>
-          <w:numId w:val="14"/>
-        </w:numPr>
-        <w:spacing w:line="276" w:lineRule="auto"/>
-        <w:jc w:val="both"/>
-      </w:pPr>
-      <w:r>
-        <w:t>Implemented React hooks (useState, useEffect, useContext) to manage state efficiently, reducing unnecessary re-renders and improving application performance.</w:t>
-      </w:r>
-    </w:p>
-    <w:p>
-      <w:pPr>
-        <w:pStyle w:val="ListParagraph"/>
-        <w:numPr>
-          <w:ilvl w:val="0"/>
-          <w:numId w:val="14"/>
-        </w:numPr>
-        <w:spacing w:line="276" w:lineRule="auto"/>
-        <w:jc w:val="both"/>
-      </w:pPr>
-      <w:r>
-        <w:t>Implemented real-time updates using WebSockets for transaction tracking and fraud alerts, ensuring users receive instant notifications.</w:t>
-      </w:r>
-    </w:p>
-    <w:p>
-      <w:pPr>
-        <w:pStyle w:val="ListParagraph"/>
-        <w:numPr>
-          <w:ilvl w:val="0"/>
-          <w:numId w:val="14"/>
-        </w:numPr>
-        <w:spacing w:line="276" w:lineRule="auto"/>
-        <w:jc w:val="both"/>
-      </w:pPr>
-      <w:r>
-        <w:t>Enhanced security by applying IAM policies to enforce role-based access controls, ensuring compliance with industry security standards.</w:t>
       </w:r>
     </w:p>
     <w:p>
@@ -1296,7 +1702,13 @@
         <w:t>Arvest Bank</w:t>
       </w:r>
       <w:r>
-        <w:t xml:space="preserve"> | February 2021 – December 2022</w:t>
+        <w:t xml:space="preserve"> | February 2021 </w:t>
+      </w:r>
+      <w:r>
+        <w:t>-</w:t>
+      </w:r>
+      <w:r>
+        <w:t xml:space="preserve"> December 2022</w:t>
       </w:r>
     </w:p>
     <w:p>
@@ -1310,7 +1722,10 @@
         <w:jc w:val="both"/>
       </w:pPr>
       <w:r>
-        <w:t>Developed backend services using Spring Boot to manage customer accounts and transaction histories, leveraging AWS EC2 for scalable compute resources to ensure high availability and handle increasing mobile app traffic.</w:t>
+        <w:t xml:space="preserve">Developed backend services using Spring Boot to manage customer accounts and transaction histories, </w:t>
+      </w:r>
+      <w:r>
+        <w:t>leveraging AWS EKS to provide a highly available environment for mobile app traffic.</w:t>
       </w:r>
     </w:p>
     <w:p>
@@ -1324,7 +1739,10 @@
         <w:jc w:val="both"/>
       </w:pPr>
       <w:r>
-        <w:t>Created and exposed RESTful APIs for mobile banking features (balance retrieval, transaction history, loan processing), enabling seamless communication between backend services and mobile platforms (iOS/Android).</w:t>
+        <w:t>I</w:t>
+      </w:r>
+      <w:r>
+        <w:t>mplemented backend systems for administrative functions, enabling bank employees to manage accounts, view transaction histories, and process loan applications, improving internal efficiency and reducing response times.</w:t>
       </w:r>
     </w:p>
     <w:p>
@@ -1334,54 +1752,67 @@
           <w:ilvl w:val="0"/>
           <w:numId w:val="11"/>
         </w:numPr>
+        <w:jc w:val="both"/>
+      </w:pPr>
+      <w:r>
+        <w:t xml:space="preserve">Integrated React Context API for global state management in non-critical data flows, optimizing performance by selectively </w:t>
+      </w:r>
+      <w:proofErr w:type="spellStart"/>
+      <w:r>
+        <w:t>memoizing</w:t>
+      </w:r>
+      <w:proofErr w:type="spellEnd"/>
+      <w:r>
+        <w:t xml:space="preserve"> context consumers to avoid unnecessary renders.</w:t>
+      </w:r>
+    </w:p>
+    <w:p>
+      <w:pPr>
+        <w:pStyle w:val="ListParagraph"/>
+        <w:numPr>
+          <w:ilvl w:val="0"/>
+          <w:numId w:val="11"/>
+        </w:numPr>
+        <w:jc w:val="both"/>
+      </w:pPr>
+      <w:r>
+        <w:t>Developed custom React hooks for reusable logic handling API polling, form state management, and WebSocket event subscriptions, enhancing modularity and testability.</w:t>
+      </w:r>
+    </w:p>
+    <w:p>
+      <w:pPr>
+        <w:pStyle w:val="ListParagraph"/>
+        <w:numPr>
+          <w:ilvl w:val="0"/>
+          <w:numId w:val="11"/>
+        </w:numPr>
+        <w:jc w:val="both"/>
+      </w:pPr>
+      <w:r>
+        <w:t>Used Jest and React Testing Library to write comprehensive unit and integration tests, focusing on component behavior, accessibility, and user event simulation.</w:t>
+      </w:r>
+    </w:p>
+    <w:p>
+      <w:pPr>
+        <w:pStyle w:val="ListParagraph"/>
+        <w:numPr>
+          <w:ilvl w:val="0"/>
+          <w:numId w:val="11"/>
+        </w:numPr>
         <w:spacing w:line="276" w:lineRule="auto"/>
         <w:jc w:val="both"/>
       </w:pPr>
       <w:r>
-        <w:t>Integrated Amazon SNS to enable real-time push notifications, delivering instant alerts on transactions, balance updates, and other critical activities, enhancing customer engagement.</w:t>
-      </w:r>
-    </w:p>
-    <w:p>
-      <w:pPr>
-        <w:pStyle w:val="ListParagraph"/>
-        <w:numPr>
-          <w:ilvl w:val="0"/>
-          <w:numId w:val="11"/>
-        </w:numPr>
-        <w:spacing w:line="276" w:lineRule="auto"/>
-        <w:jc w:val="both"/>
-      </w:pPr>
-      <w:r>
         <w:lastRenderedPageBreak/>
-        <w:t>Designed and implemented backend systems for administrative functions, enabling bank employees to manage accounts, view transaction histories, and process loan applications, improving internal efficiency and reducing response times.</w:t>
-      </w:r>
-    </w:p>
-    <w:p>
-      <w:pPr>
-        <w:pStyle w:val="ListParagraph"/>
-        <w:numPr>
-          <w:ilvl w:val="0"/>
-          <w:numId w:val="11"/>
-        </w:numPr>
-        <w:spacing w:line="276" w:lineRule="auto"/>
-        <w:jc w:val="both"/>
-      </w:pPr>
-      <w:r>
-        <w:t>Utilized AWS RDS for relational data storage, ensuring data availability, durability, and performance with multi-AZ deployments for fault tolerance during peak transaction volumes.</w:t>
-      </w:r>
-    </w:p>
-    <w:p>
-      <w:pPr>
-        <w:pStyle w:val="ListParagraph"/>
-        <w:numPr>
-          <w:ilvl w:val="0"/>
-          <w:numId w:val="11"/>
-        </w:numPr>
-        <w:spacing w:line="276" w:lineRule="auto"/>
-        <w:jc w:val="both"/>
-      </w:pPr>
-      <w:r>
-        <w:t>Optimized SQL queries and database structures for Oracle and MySQL, improving transaction processing speeds and response times to ensure quick access to account information and transaction history.</w:t>
+        <w:t xml:space="preserve">Integrated EKS with AWS RDS (MySQL) for high-availability multi-AZ deployments, tuning connection pools with </w:t>
+      </w:r>
+      <w:proofErr w:type="spellStart"/>
+      <w:r>
+        <w:t>HikariCP</w:t>
+      </w:r>
+      <w:proofErr w:type="spellEnd"/>
+      <w:r>
+        <w:t xml:space="preserve"> to handle concurrent banking requests.</w:t>
       </w:r>
     </w:p>
     <w:p>
@@ -1490,7 +1921,13 @@
         <w:t>OYO Rooms</w:t>
       </w:r>
       <w:r>
-        <w:t xml:space="preserve"> | December 2019 – January 2021</w:t>
+        <w:t xml:space="preserve"> | December 2019 </w:t>
+      </w:r>
+      <w:r>
+        <w:t>-</w:t>
+      </w:r>
+      <w:r>
+        <w:t xml:space="preserve"> January 2021</w:t>
       </w:r>
     </w:p>
     <w:p>
@@ -1504,7 +1941,7 @@
         <w:jc w:val="both"/>
       </w:pPr>
       <w:r>
-        <w:t>Implemented backend services using Spring Boot to manage hotel profiles, update room statuses, process data for reports, and handle the operational flow of hotel properties.</w:t>
+        <w:t>Modernized property management services by containerizing Spring Boot applications for AWS EKS, improving deployment frequency and system uptime.</w:t>
       </w:r>
     </w:p>
     <w:p>
@@ -1514,11 +1951,37 @@
           <w:ilvl w:val="0"/>
           <w:numId w:val="9"/>
         </w:numPr>
+        <w:jc w:val="both"/>
+      </w:pPr>
+      <w:r>
+        <w:t>Developed the interface for hotel owners to track bookings and set dynamic pricing using an Angular front-end integrated with EKS-hosted REST APIs.</w:t>
+      </w:r>
+    </w:p>
+    <w:p>
+      <w:pPr>
+        <w:pStyle w:val="ListParagraph"/>
+        <w:numPr>
+          <w:ilvl w:val="0"/>
+          <w:numId w:val="9"/>
+        </w:numPr>
+        <w:jc w:val="both"/>
+      </w:pPr>
+      <w:r>
+        <w:t>Leveraged RabbitMQ for asynchronous messaging and event-driven architecture, enabling real-time updates on room availability, guest bookings, and status changes, improving system responsiveness.</w:t>
+      </w:r>
+    </w:p>
+    <w:p>
+      <w:pPr>
+        <w:pStyle w:val="ListParagraph"/>
+        <w:numPr>
+          <w:ilvl w:val="0"/>
+          <w:numId w:val="9"/>
+        </w:numPr>
         <w:spacing w:line="276" w:lineRule="auto"/>
         <w:jc w:val="both"/>
       </w:pPr>
       <w:r>
-        <w:t>Developed the interface for hotel owners and managers to manage property listings, update room availability, set dynamic pricing, and track bookings via a user-friendly Angular front-end.</w:t>
+        <w:t>Integrated RESTful APIs with Spring Data JPA to manage hotel information, including room inventory, guest bookings, and pricing models, ensuring smooth interaction with the front-end interface.</w:t>
       </w:r>
     </w:p>
     <w:p>
@@ -1532,7 +1995,7 @@
         <w:jc w:val="both"/>
       </w:pPr>
       <w:r>
-        <w:t>Integrated RESTful APIs with Spring Data JPA to manage hotel information, including room inventory, guest bookings, and pricing models, ensuring smooth interaction with the front-end interface.</w:t>
+        <w:t>Worked on front-end development using TypeScript and Angular to design and implement dynamic pages that allow hotel managers to update room availability, pricing, and manage guest reservations.</w:t>
       </w:r>
     </w:p>
     <w:p>
@@ -1546,7 +2009,7 @@
         <w:jc w:val="both"/>
       </w:pPr>
       <w:r>
-        <w:t>Worked on front-end development using TypeScript and Angular to design and implement dynamic pages that allow hotel managers to update room availability, pricing, and manage guest reservations.</w:t>
+        <w:t>Integrated secure user login functionality using OAuth 2.0, ensuring safe and scalable authentication for hotel owners, managers, and guests with token-based session management.</w:t>
       </w:r>
     </w:p>
     <w:p>
@@ -1560,7 +2023,15 @@
         <w:jc w:val="both"/>
       </w:pPr>
       <w:r>
-        <w:t>Assisted in creating and optimizing UI components with HTML5, CSS3, and SASS, ensuring responsive and mobile-first designs for hotel management dashboards and guest-facing pages.</w:t>
+        <w:t xml:space="preserve">Utilized </w:t>
+      </w:r>
+      <w:proofErr w:type="spellStart"/>
+      <w:r>
+        <w:t>Thymeleaf</w:t>
+      </w:r>
+      <w:proofErr w:type="spellEnd"/>
+      <w:r>
+        <w:t xml:space="preserve"> to dynamically render data-driven pages, displaying real-time room availability, booking status, and pricing details within the management portal.</w:t>
       </w:r>
     </w:p>
     <w:p>
@@ -1574,7 +2045,7 @@
         <w:jc w:val="both"/>
       </w:pPr>
       <w:r>
-        <w:t>Developed interactive, real-time interfaces by integrating WebSocket for immediate updates on room status changes and guest requests, providing a seamless experience for hotel staff.</w:t>
+        <w:t>Contributed to unit testing and Test-Driven Development (TDD) with JUnit and Mockito, ensuring robust backend services and reducing bugs by creating tests for core features such as booking handling, payment processing, and room availability.</w:t>
       </w:r>
     </w:p>
     <w:p>
@@ -1589,62 +2060,6 @@
       </w:pPr>
       <w:r>
         <w:lastRenderedPageBreak/>
-        <w:t>Integrated secure user login functionality using OAuth 2.0, ensuring safe and scalable authentication for hotel owners, managers, and guests with token-based session management.</w:t>
-      </w:r>
-    </w:p>
-    <w:p>
-      <w:pPr>
-        <w:pStyle w:val="ListParagraph"/>
-        <w:numPr>
-          <w:ilvl w:val="0"/>
-          <w:numId w:val="9"/>
-        </w:numPr>
-        <w:spacing w:line="276" w:lineRule="auto"/>
-        <w:jc w:val="both"/>
-      </w:pPr>
-      <w:r>
-        <w:t>Utilized Thymeleaf to dynamically render data-driven pages, displaying real-time room availability, booking status, and pricing details within the management portal.</w:t>
-      </w:r>
-    </w:p>
-    <w:p>
-      <w:pPr>
-        <w:pStyle w:val="ListParagraph"/>
-        <w:numPr>
-          <w:ilvl w:val="0"/>
-          <w:numId w:val="9"/>
-        </w:numPr>
-        <w:spacing w:line="276" w:lineRule="auto"/>
-        <w:jc w:val="both"/>
-      </w:pPr>
-      <w:r>
-        <w:t>Contributed to unit testing and Test-Driven Development (TDD) with JUnit and Mockito, ensuring robust backend services and reducing bugs by creating tests for core features such as booking handling, payment processing, and room availability.</w:t>
-      </w:r>
-    </w:p>
-    <w:p>
-      <w:pPr>
-        <w:pStyle w:val="ListParagraph"/>
-        <w:numPr>
-          <w:ilvl w:val="0"/>
-          <w:numId w:val="9"/>
-        </w:numPr>
-        <w:spacing w:line="276" w:lineRule="auto"/>
-        <w:jc w:val="both"/>
-      </w:pPr>
-      <w:r>
-        <w:t>Conducted integration testing using JUnit and Spring Test to ensure seamless interaction between backend services, databases, and front-end components, improving overall system reliability and stability.</w:t>
-      </w:r>
-    </w:p>
-    <w:p>
-      <w:pPr>
-        <w:pStyle w:val="ListParagraph"/>
-        <w:numPr>
-          <w:ilvl w:val="0"/>
-          <w:numId w:val="9"/>
-        </w:numPr>
-        <w:spacing w:line="276" w:lineRule="auto"/>
-        <w:jc w:val="both"/>
-      </w:pPr>
-      <w:r>
         <w:t>Assisted in enhancing the UI/UX for hotel managers, focusing on streamlining workflows for room updates, pricing adjustments, and booking management, improving operational efficiency.</w:t>
       </w:r>
     </w:p>
@@ -1685,7 +2100,13 @@
         <w:t>Idea</w:t>
       </w:r>
       <w:r>
-        <w:t xml:space="preserve"> | October 2017 – November 2019</w:t>
+        <w:t xml:space="preserve"> | October 2017 </w:t>
+      </w:r>
+      <w:r>
+        <w:t>-</w:t>
+      </w:r>
+      <w:r>
+        <w:t xml:space="preserve"> November 2019</w:t>
       </w:r>
     </w:p>
     <w:p>
@@ -1712,8 +2133,13 @@
         <w:spacing w:line="276" w:lineRule="auto"/>
         <w:jc w:val="both"/>
       </w:pPr>
-      <w:r>
-        <w:t>Contributed to building REST APIs for mobile application integration, enabling seamless communication with backend systems through Spring Boot and Spring Data JPA.</w:t>
+      <w:proofErr w:type="gramStart"/>
+      <w:r>
+        <w:t>Contributed</w:t>
+      </w:r>
+      <w:proofErr w:type="gramEnd"/>
+      <w:r>
+        <w:t xml:space="preserve"> to building REST APIs for mobile application integration, enabling seamless communication with backend systems through Spring Boot and Spring Data JPA.</w:t>
       </w:r>
     </w:p>
     <w:p>
@@ -1723,6 +2149,19 @@
           <w:ilvl w:val="0"/>
           <w:numId w:val="10"/>
         </w:numPr>
+        <w:jc w:val="both"/>
+      </w:pPr>
+      <w:r>
+        <w:t>Utilized RabbitMQ to implement message queuing for asynchronous data processing, improving the system’s scalability and ensuring timely updates on user subscriptions and billing events.</w:t>
+      </w:r>
+    </w:p>
+    <w:p>
+      <w:pPr>
+        <w:pStyle w:val="ListParagraph"/>
+        <w:numPr>
+          <w:ilvl w:val="0"/>
+          <w:numId w:val="10"/>
+        </w:numPr>
         <w:spacing w:line="276" w:lineRule="auto"/>
         <w:jc w:val="both"/>
       </w:pPr>
@@ -1782,8 +2221,21 @@
         <w:spacing w:line="276" w:lineRule="auto"/>
         <w:jc w:val="both"/>
       </w:pPr>
-      <w:r>
-        <w:t>Assisted in optimizing SQL queries to improve the performance of the subscription management system, working with Oracle databases for high-volume transactional operations.</w:t>
+      <w:proofErr w:type="gramStart"/>
+      <w:r>
+        <w:t>Contributed</w:t>
+      </w:r>
+      <w:proofErr w:type="gramEnd"/>
+      <w:r>
+        <w:t xml:space="preserve"> to the integration of Jenkins for continuous integration and Maven for </w:t>
+      </w:r>
+      <w:proofErr w:type="gramStart"/>
+      <w:r>
+        <w:t>build</w:t>
+      </w:r>
+      <w:proofErr w:type="gramEnd"/>
+      <w:r>
+        <w:t xml:space="preserve"> automation, ensuring efficient code integration and release management.</w:t>
       </w:r>
     </w:p>
     <w:p>
@@ -1796,75 +2248,39 @@
         <w:spacing w:line="276" w:lineRule="auto"/>
         <w:jc w:val="both"/>
       </w:pPr>
+      <w:r>
+        <w:t xml:space="preserve">Assisted in configuring Docker for containerization, enabling efficient deployment and </w:t>
+      </w:r>
       <w:proofErr w:type="gramStart"/>
       <w:r>
-        <w:t>Contributed</w:t>
+        <w:t>scaling of</w:t>
       </w:r>
       <w:proofErr w:type="gramEnd"/>
       <w:r>
-        <w:t xml:space="preserve"> to the integration of Jenkins for continuous integration and Maven for </w:t>
-      </w:r>
-      <w:proofErr w:type="gramStart"/>
-      <w:r>
-        <w:t>build</w:t>
-      </w:r>
-      <w:proofErr w:type="gramEnd"/>
-      <w:r>
-        <w:t xml:space="preserve"> automation, ensuring efficient code integration and release management.</w:t>
-      </w:r>
-    </w:p>
-    <w:p>
-      <w:pPr>
-        <w:pStyle w:val="ListParagraph"/>
-        <w:numPr>
-          <w:ilvl w:val="0"/>
-          <w:numId w:val="10"/>
-        </w:numPr>
+        <w:t xml:space="preserve"> services across different environments.</w:t>
+      </w:r>
+    </w:p>
+    <w:p>
+      <w:pPr>
+        <w:pStyle w:val="Heading3"/>
+      </w:pPr>
+      <w:r>
+        <w:t>Education</w:t>
+      </w:r>
+    </w:p>
+    <w:p>
+      <w:pPr>
         <w:spacing w:line="276" w:lineRule="auto"/>
         <w:jc w:val="both"/>
       </w:pPr>
       <w:r>
-        <w:t>Developed unit and integration tests with JUnit and Mockito to ensure code stability and maintainability, reducing post-deployment defects.</w:t>
-      </w:r>
-    </w:p>
-    <w:p>
-      <w:pPr>
-        <w:pStyle w:val="ListParagraph"/>
-        <w:numPr>
-          <w:ilvl w:val="0"/>
-          <w:numId w:val="10"/>
-        </w:numPr>
-        <w:spacing w:line="276" w:lineRule="auto"/>
-        <w:jc w:val="both"/>
-      </w:pPr>
-      <w:r>
-        <w:t xml:space="preserve">Assisted in configuring Docker for containerization, enabling efficient deployment and </w:t>
-      </w:r>
-      <w:proofErr w:type="gramStart"/>
-      <w:r>
-        <w:t>scaling of</w:t>
-      </w:r>
-      <w:proofErr w:type="gramEnd"/>
-      <w:r>
-        <w:t xml:space="preserve"> services across different environments.</w:t>
-      </w:r>
-    </w:p>
-    <w:p>
-      <w:pPr>
-        <w:pStyle w:val="Heading3"/>
-      </w:pPr>
-      <w:r>
-        <w:lastRenderedPageBreak/>
-        <w:t>Education</w:t>
-      </w:r>
-    </w:p>
-    <w:p>
-      <w:pPr>
-        <w:spacing w:line="276" w:lineRule="auto"/>
-        <w:jc w:val="both"/>
-      </w:pPr>
-      <w:r>
-        <w:t xml:space="preserve">Clark University, Worcester, USA – </w:t>
+        <w:t xml:space="preserve">Clark University, Worcester, USA </w:t>
+      </w:r>
+      <w:r>
+        <w:t>-</w:t>
+      </w:r>
+      <w:r>
+        <w:t xml:space="preserve"> </w:t>
       </w:r>
       <w:r>
         <w:rPr>
@@ -1880,7 +2296,13 @@
         <w:jc w:val="both"/>
       </w:pPr>
       <w:r>
-        <w:t xml:space="preserve">Lovely Professional University – </w:t>
+        <w:t xml:space="preserve">Lovely Professional University </w:t>
+      </w:r>
+      <w:r>
+        <w:t>-</w:t>
+      </w:r>
+      <w:r>
+        <w:t xml:space="preserve"> </w:t>
       </w:r>
       <w:r>
         <w:rPr>
@@ -1889,18 +2311,6 @@
         </w:rPr>
         <w:t>Bachelor’s</w:t>
       </w:r>
-    </w:p>
-    <w:p>
-      <w:pPr>
-        <w:spacing w:line="276" w:lineRule="auto"/>
-        <w:jc w:val="both"/>
-      </w:pPr>
-    </w:p>
-    <w:p>
-      <w:pPr>
-        <w:spacing w:line="276" w:lineRule="auto"/>
-        <w:jc w:val="both"/>
-      </w:pPr>
     </w:p>
     <w:p>
       <w:pPr>
@@ -2820,6 +3230,119 @@
     </w:lvl>
   </w:abstractNum>
   <w:abstractNum w:abstractNumId="7" w15:restartNumberingAfterBreak="0">
+    <w:nsid w:val="2F092A07"/>
+    <w:multiLevelType w:val="hybridMultilevel"/>
+    <w:tmpl w:val="FE42F3CA"/>
+    <w:lvl w:ilvl="0" w:tplc="04090001">
+      <w:start w:val="1"/>
+      <w:numFmt w:val="bullet"/>
+      <w:lvlText w:val=""/>
+      <w:lvlJc w:val="left"/>
+      <w:pPr>
+        <w:ind w:left="720" w:hanging="360"/>
+      </w:pPr>
+      <w:rPr>
+        <w:rFonts w:ascii="Symbol" w:hAnsi="Symbol" w:hint="default"/>
+      </w:rPr>
+    </w:lvl>
+    <w:lvl w:ilvl="1" w:tplc="04090003" w:tentative="1">
+      <w:start w:val="1"/>
+      <w:numFmt w:val="bullet"/>
+      <w:lvlText w:val="o"/>
+      <w:lvlJc w:val="left"/>
+      <w:pPr>
+        <w:ind w:left="1440" w:hanging="360"/>
+      </w:pPr>
+      <w:rPr>
+        <w:rFonts w:ascii="Courier New" w:hAnsi="Courier New" w:cs="Courier New" w:hint="default"/>
+      </w:rPr>
+    </w:lvl>
+    <w:lvl w:ilvl="2" w:tplc="04090005" w:tentative="1">
+      <w:start w:val="1"/>
+      <w:numFmt w:val="bullet"/>
+      <w:lvlText w:val=""/>
+      <w:lvlJc w:val="left"/>
+      <w:pPr>
+        <w:ind w:left="2160" w:hanging="360"/>
+      </w:pPr>
+      <w:rPr>
+        <w:rFonts w:ascii="Wingdings" w:hAnsi="Wingdings" w:hint="default"/>
+      </w:rPr>
+    </w:lvl>
+    <w:lvl w:ilvl="3" w:tplc="04090001" w:tentative="1">
+      <w:start w:val="1"/>
+      <w:numFmt w:val="bullet"/>
+      <w:lvlText w:val=""/>
+      <w:lvlJc w:val="left"/>
+      <w:pPr>
+        <w:ind w:left="2880" w:hanging="360"/>
+      </w:pPr>
+      <w:rPr>
+        <w:rFonts w:ascii="Symbol" w:hAnsi="Symbol" w:hint="default"/>
+      </w:rPr>
+    </w:lvl>
+    <w:lvl w:ilvl="4" w:tplc="04090003" w:tentative="1">
+      <w:start w:val="1"/>
+      <w:numFmt w:val="bullet"/>
+      <w:lvlText w:val="o"/>
+      <w:lvlJc w:val="left"/>
+      <w:pPr>
+        <w:ind w:left="3600" w:hanging="360"/>
+      </w:pPr>
+      <w:rPr>
+        <w:rFonts w:ascii="Courier New" w:hAnsi="Courier New" w:cs="Courier New" w:hint="default"/>
+      </w:rPr>
+    </w:lvl>
+    <w:lvl w:ilvl="5" w:tplc="04090005" w:tentative="1">
+      <w:start w:val="1"/>
+      <w:numFmt w:val="bullet"/>
+      <w:lvlText w:val=""/>
+      <w:lvlJc w:val="left"/>
+      <w:pPr>
+        <w:ind w:left="4320" w:hanging="360"/>
+      </w:pPr>
+      <w:rPr>
+        <w:rFonts w:ascii="Wingdings" w:hAnsi="Wingdings" w:hint="default"/>
+      </w:rPr>
+    </w:lvl>
+    <w:lvl w:ilvl="6" w:tplc="04090001" w:tentative="1">
+      <w:start w:val="1"/>
+      <w:numFmt w:val="bullet"/>
+      <w:lvlText w:val=""/>
+      <w:lvlJc w:val="left"/>
+      <w:pPr>
+        <w:ind w:left="5040" w:hanging="360"/>
+      </w:pPr>
+      <w:rPr>
+        <w:rFonts w:ascii="Symbol" w:hAnsi="Symbol" w:hint="default"/>
+      </w:rPr>
+    </w:lvl>
+    <w:lvl w:ilvl="7" w:tplc="04090003" w:tentative="1">
+      <w:start w:val="1"/>
+      <w:numFmt w:val="bullet"/>
+      <w:lvlText w:val="o"/>
+      <w:lvlJc w:val="left"/>
+      <w:pPr>
+        <w:ind w:left="5760" w:hanging="360"/>
+      </w:pPr>
+      <w:rPr>
+        <w:rFonts w:ascii="Courier New" w:hAnsi="Courier New" w:cs="Courier New" w:hint="default"/>
+      </w:rPr>
+    </w:lvl>
+    <w:lvl w:ilvl="8" w:tplc="04090005" w:tentative="1">
+      <w:start w:val="1"/>
+      <w:numFmt w:val="bullet"/>
+      <w:lvlText w:val=""/>
+      <w:lvlJc w:val="left"/>
+      <w:pPr>
+        <w:ind w:left="6480" w:hanging="360"/>
+      </w:pPr>
+      <w:rPr>
+        <w:rFonts w:ascii="Wingdings" w:hAnsi="Wingdings" w:hint="default"/>
+      </w:rPr>
+    </w:lvl>
+  </w:abstractNum>
+  <w:abstractNum w:abstractNumId="8" w15:restartNumberingAfterBreak="0">
     <w:nsid w:val="40C035C2"/>
     <w:multiLevelType w:val="hybridMultilevel"/>
     <w:tmpl w:val="2904F302"/>
@@ -2932,7 +3455,7 @@
       </w:rPr>
     </w:lvl>
   </w:abstractNum>
-  <w:abstractNum w:abstractNumId="8" w15:restartNumberingAfterBreak="0">
+  <w:abstractNum w:abstractNumId="9" w15:restartNumberingAfterBreak="0">
     <w:nsid w:val="45B277B9"/>
     <w:multiLevelType w:val="hybridMultilevel"/>
     <w:tmpl w:val="A31869E6"/>
@@ -3045,7 +3568,120 @@
       </w:rPr>
     </w:lvl>
   </w:abstractNum>
-  <w:abstractNum w:abstractNumId="9" w15:restartNumberingAfterBreak="0">
+  <w:abstractNum w:abstractNumId="10" w15:restartNumberingAfterBreak="0">
+    <w:nsid w:val="4EDF7A08"/>
+    <w:multiLevelType w:val="hybridMultilevel"/>
+    <w:tmpl w:val="B5F02794"/>
+    <w:lvl w:ilvl="0" w:tplc="04090001">
+      <w:start w:val="1"/>
+      <w:numFmt w:val="bullet"/>
+      <w:lvlText w:val=""/>
+      <w:lvlJc w:val="left"/>
+      <w:pPr>
+        <w:ind w:left="720" w:hanging="360"/>
+      </w:pPr>
+      <w:rPr>
+        <w:rFonts w:ascii="Symbol" w:hAnsi="Symbol" w:hint="default"/>
+      </w:rPr>
+    </w:lvl>
+    <w:lvl w:ilvl="1" w:tplc="04090003" w:tentative="1">
+      <w:start w:val="1"/>
+      <w:numFmt w:val="bullet"/>
+      <w:lvlText w:val="o"/>
+      <w:lvlJc w:val="left"/>
+      <w:pPr>
+        <w:ind w:left="1440" w:hanging="360"/>
+      </w:pPr>
+      <w:rPr>
+        <w:rFonts w:ascii="Courier New" w:hAnsi="Courier New" w:cs="Courier New" w:hint="default"/>
+      </w:rPr>
+    </w:lvl>
+    <w:lvl w:ilvl="2" w:tplc="04090005" w:tentative="1">
+      <w:start w:val="1"/>
+      <w:numFmt w:val="bullet"/>
+      <w:lvlText w:val=""/>
+      <w:lvlJc w:val="left"/>
+      <w:pPr>
+        <w:ind w:left="2160" w:hanging="360"/>
+      </w:pPr>
+      <w:rPr>
+        <w:rFonts w:ascii="Wingdings" w:hAnsi="Wingdings" w:hint="default"/>
+      </w:rPr>
+    </w:lvl>
+    <w:lvl w:ilvl="3" w:tplc="04090001" w:tentative="1">
+      <w:start w:val="1"/>
+      <w:numFmt w:val="bullet"/>
+      <w:lvlText w:val=""/>
+      <w:lvlJc w:val="left"/>
+      <w:pPr>
+        <w:ind w:left="2880" w:hanging="360"/>
+      </w:pPr>
+      <w:rPr>
+        <w:rFonts w:ascii="Symbol" w:hAnsi="Symbol" w:hint="default"/>
+      </w:rPr>
+    </w:lvl>
+    <w:lvl w:ilvl="4" w:tplc="04090003" w:tentative="1">
+      <w:start w:val="1"/>
+      <w:numFmt w:val="bullet"/>
+      <w:lvlText w:val="o"/>
+      <w:lvlJc w:val="left"/>
+      <w:pPr>
+        <w:ind w:left="3600" w:hanging="360"/>
+      </w:pPr>
+      <w:rPr>
+        <w:rFonts w:ascii="Courier New" w:hAnsi="Courier New" w:cs="Courier New" w:hint="default"/>
+      </w:rPr>
+    </w:lvl>
+    <w:lvl w:ilvl="5" w:tplc="04090005" w:tentative="1">
+      <w:start w:val="1"/>
+      <w:numFmt w:val="bullet"/>
+      <w:lvlText w:val=""/>
+      <w:lvlJc w:val="left"/>
+      <w:pPr>
+        <w:ind w:left="4320" w:hanging="360"/>
+      </w:pPr>
+      <w:rPr>
+        <w:rFonts w:ascii="Wingdings" w:hAnsi="Wingdings" w:hint="default"/>
+      </w:rPr>
+    </w:lvl>
+    <w:lvl w:ilvl="6" w:tplc="04090001" w:tentative="1">
+      <w:start w:val="1"/>
+      <w:numFmt w:val="bullet"/>
+      <w:lvlText w:val=""/>
+      <w:lvlJc w:val="left"/>
+      <w:pPr>
+        <w:ind w:left="5040" w:hanging="360"/>
+      </w:pPr>
+      <w:rPr>
+        <w:rFonts w:ascii="Symbol" w:hAnsi="Symbol" w:hint="default"/>
+      </w:rPr>
+    </w:lvl>
+    <w:lvl w:ilvl="7" w:tplc="04090003" w:tentative="1">
+      <w:start w:val="1"/>
+      <w:numFmt w:val="bullet"/>
+      <w:lvlText w:val="o"/>
+      <w:lvlJc w:val="left"/>
+      <w:pPr>
+        <w:ind w:left="5760" w:hanging="360"/>
+      </w:pPr>
+      <w:rPr>
+        <w:rFonts w:ascii="Courier New" w:hAnsi="Courier New" w:cs="Courier New" w:hint="default"/>
+      </w:rPr>
+    </w:lvl>
+    <w:lvl w:ilvl="8" w:tplc="04090005" w:tentative="1">
+      <w:start w:val="1"/>
+      <w:numFmt w:val="bullet"/>
+      <w:lvlText w:val=""/>
+      <w:lvlJc w:val="left"/>
+      <w:pPr>
+        <w:ind w:left="6480" w:hanging="360"/>
+      </w:pPr>
+      <w:rPr>
+        <w:rFonts w:ascii="Wingdings" w:hAnsi="Wingdings" w:hint="default"/>
+      </w:rPr>
+    </w:lvl>
+  </w:abstractNum>
+  <w:abstractNum w:abstractNumId="11" w15:restartNumberingAfterBreak="0">
     <w:nsid w:val="51C66B03"/>
     <w:multiLevelType w:val="multilevel"/>
     <w:tmpl w:val="54326254"/>
@@ -3194,7 +3830,7 @@
       </w:rPr>
     </w:lvl>
   </w:abstractNum>
-  <w:abstractNum w:abstractNumId="10" w15:restartNumberingAfterBreak="0">
+  <w:abstractNum w:abstractNumId="12" w15:restartNumberingAfterBreak="0">
     <w:nsid w:val="5DA417C2"/>
     <w:multiLevelType w:val="hybridMultilevel"/>
     <w:tmpl w:val="33D4D04A"/>
@@ -3307,7 +3943,7 @@
       </w:rPr>
     </w:lvl>
   </w:abstractNum>
-  <w:abstractNum w:abstractNumId="11" w15:restartNumberingAfterBreak="0">
+  <w:abstractNum w:abstractNumId="13" w15:restartNumberingAfterBreak="0">
     <w:nsid w:val="62A93139"/>
     <w:multiLevelType w:val="hybridMultilevel"/>
     <w:tmpl w:val="301AD9C8"/>
@@ -3420,7 +4056,7 @@
       </w:rPr>
     </w:lvl>
   </w:abstractNum>
-  <w:abstractNum w:abstractNumId="12" w15:restartNumberingAfterBreak="0">
+  <w:abstractNum w:abstractNumId="14" w15:restartNumberingAfterBreak="0">
     <w:nsid w:val="639D5A03"/>
     <w:multiLevelType w:val="multilevel"/>
     <w:tmpl w:val="FE7C84A6"/>
@@ -3569,7 +4205,7 @@
       </w:rPr>
     </w:lvl>
   </w:abstractNum>
-  <w:abstractNum w:abstractNumId="13" w15:restartNumberingAfterBreak="0">
+  <w:abstractNum w:abstractNumId="15" w15:restartNumberingAfterBreak="0">
     <w:nsid w:val="643B6A75"/>
     <w:multiLevelType w:val="multilevel"/>
     <w:tmpl w:val="B46663EA"/>
@@ -3718,7 +4354,7 @@
       </w:rPr>
     </w:lvl>
   </w:abstractNum>
-  <w:abstractNum w:abstractNumId="14" w15:restartNumberingAfterBreak="0">
+  <w:abstractNum w:abstractNumId="16" w15:restartNumberingAfterBreak="0">
     <w:nsid w:val="7ED2090B"/>
     <w:multiLevelType w:val="hybridMultilevel"/>
     <w:tmpl w:val="313674BA"/>
@@ -3835,34 +4471,34 @@
     <w:abstractNumId w:val="5"/>
   </w:num>
   <w:num w:numId="2" w16cid:durableId="1269654518">
-    <w:abstractNumId w:val="9"/>
+    <w:abstractNumId w:val="11"/>
   </w:num>
   <w:num w:numId="3" w16cid:durableId="1092123575">
     <w:abstractNumId w:val="2"/>
   </w:num>
   <w:num w:numId="4" w16cid:durableId="989138531">
-    <w:abstractNumId w:val="13"/>
+    <w:abstractNumId w:val="15"/>
   </w:num>
   <w:num w:numId="5" w16cid:durableId="869074582">
     <w:abstractNumId w:val="6"/>
   </w:num>
   <w:num w:numId="6" w16cid:durableId="995457355">
-    <w:abstractNumId w:val="12"/>
+    <w:abstractNumId w:val="14"/>
   </w:num>
   <w:num w:numId="7" w16cid:durableId="1728141641">
-    <w:abstractNumId w:val="14"/>
+    <w:abstractNumId w:val="16"/>
   </w:num>
   <w:num w:numId="8" w16cid:durableId="1489438899">
-    <w:abstractNumId w:val="11"/>
+    <w:abstractNumId w:val="13"/>
   </w:num>
   <w:num w:numId="9" w16cid:durableId="1274634067">
-    <w:abstractNumId w:val="8"/>
+    <w:abstractNumId w:val="9"/>
   </w:num>
   <w:num w:numId="10" w16cid:durableId="851988795">
     <w:abstractNumId w:val="3"/>
   </w:num>
   <w:num w:numId="11" w16cid:durableId="920454603">
-    <w:abstractNumId w:val="10"/>
+    <w:abstractNumId w:val="12"/>
   </w:num>
   <w:num w:numId="12" w16cid:durableId="1518084858">
     <w:abstractNumId w:val="0"/>
@@ -3871,10 +4507,16 @@
     <w:abstractNumId w:val="4"/>
   </w:num>
   <w:num w:numId="14" w16cid:durableId="1054236809">
-    <w:abstractNumId w:val="7"/>
+    <w:abstractNumId w:val="8"/>
   </w:num>
   <w:num w:numId="15" w16cid:durableId="357462921">
     <w:abstractNumId w:val="1"/>
+  </w:num>
+  <w:num w:numId="16" w16cid:durableId="1482305674">
+    <w:abstractNumId w:val="10"/>
+  </w:num>
+  <w:num w:numId="17" w16cid:durableId="279531105">
+    <w:abstractNumId w:val="7"/>
   </w:num>
 </w:numbering>
 </file>
